--- a/day03/Professional Portfolio word2.docx
+++ b/day03/Professional Portfolio word2.docx
@@ -3487,8 +3487,730 @@
           </wp:inline>
         </w:drawing>
       </w:r>
+    </w:p>
+    <w:p>
+      <w:pPr>
+        <w:rPr>
+          <w:sz w:val="28"/>
+          <w:szCs w:val="28"/>
+        </w:rPr>
+      </w:pPr>
+    </w:p>
+    <w:p>
+      <w:pPr>
+        <w:tabs>
+          <w:tab w:val="left" w:pos="2493"/>
+        </w:tabs>
+        <w:rPr>
+          <w:sz w:val="28"/>
+          <w:szCs w:val="28"/>
+        </w:rPr>
+      </w:pPr>
+      <w:r>
+        <w:rPr>
+          <w:sz w:val="28"/>
+          <w:szCs w:val="28"/>
+        </w:rPr>
+        <w:tab/>
+      </w:r>
+    </w:p>
+    <w:p>
+      <w:pPr>
+        <w:spacing w:before="100" w:beforeAutospacing="1" w:after="100" w:afterAutospacing="1" w:line="240" w:lineRule="auto"/>
+        <w:rPr>
+          <w:rFonts w:ascii="Times New Roman" w:eastAsia="Times New Roman" w:hAnsi="Times New Roman" w:cs="Times New Roman"/>
+          <w:sz w:val="28"/>
+          <w:szCs w:val="28"/>
+          <w:lang w:eastAsia="en-GB"/>
+        </w:rPr>
+      </w:pPr>
+      <w:r>
+        <w:rPr>
+          <w:rFonts w:ascii="Times New Roman" w:eastAsia="Times New Roman" w:hAnsi="Times New Roman" w:cs="Times New Roman"/>
+          <w:sz w:val="28"/>
+          <w:szCs w:val="28"/>
+          <w:lang w:eastAsia="en-GB"/>
+        </w:rPr>
+        <w:lastRenderedPageBreak/>
+        <w:t>Day 05</w:t>
+      </w:r>
       <w:bookmarkStart w:id="0" w:name="_GoBack"/>
       <w:bookmarkEnd w:id="0"/>
+    </w:p>
+    <w:p>
+      <w:pPr>
+        <w:spacing w:before="100" w:beforeAutospacing="1" w:after="100" w:afterAutospacing="1" w:line="240" w:lineRule="auto"/>
+        <w:rPr>
+          <w:rFonts w:ascii="Times New Roman" w:eastAsia="Times New Roman" w:hAnsi="Times New Roman" w:cs="Times New Roman"/>
+          <w:sz w:val="24"/>
+          <w:szCs w:val="24"/>
+          <w:lang w:eastAsia="en-GB"/>
+        </w:rPr>
+      </w:pPr>
+      <w:r>
+        <w:rPr>
+          <w:rFonts w:ascii="Times New Roman" w:eastAsia="Times New Roman" w:hAnsi="Times New Roman" w:cs="Times New Roman"/>
+          <w:sz w:val="24"/>
+          <w:szCs w:val="24"/>
+          <w:lang w:eastAsia="en-GB"/>
+        </w:rPr>
+        <w:t xml:space="preserve">Today marked the sixth day of the development phase for my professional portfolio website. Following the completion of the foundational "About Me" and "Skills" sections, the primary focus for today was moving into the core showcase of the site: </w:t>
+      </w:r>
+      <w:proofErr w:type="gramStart"/>
+      <w:r>
+        <w:rPr>
+          <w:rFonts w:ascii="Times New Roman" w:eastAsia="Times New Roman" w:hAnsi="Times New Roman" w:cs="Times New Roman"/>
+          <w:sz w:val="24"/>
+          <w:szCs w:val="24"/>
+          <w:lang w:eastAsia="en-GB"/>
+        </w:rPr>
+        <w:t>the</w:t>
+      </w:r>
+      <w:proofErr w:type="gramEnd"/>
+      <w:r>
+        <w:rPr>
+          <w:rFonts w:ascii="Times New Roman" w:eastAsia="Times New Roman" w:hAnsi="Times New Roman" w:cs="Times New Roman"/>
+          <w:sz w:val="24"/>
+          <w:szCs w:val="24"/>
+          <w:lang w:eastAsia="en-GB"/>
+        </w:rPr>
+        <w:t xml:space="preserve"> </w:t>
+      </w:r>
+      <w:r>
+        <w:rPr>
+          <w:rFonts w:ascii="Times New Roman" w:eastAsia="Times New Roman" w:hAnsi="Times New Roman" w:cs="Times New Roman"/>
+          <w:b/>
+          <w:bCs/>
+          <w:sz w:val="24"/>
+          <w:szCs w:val="24"/>
+          <w:lang w:eastAsia="en-GB"/>
+        </w:rPr>
+        <w:t>Featured Projects section</w:t>
+      </w:r>
+      <w:r>
+        <w:rPr>
+          <w:rFonts w:ascii="Times New Roman" w:eastAsia="Times New Roman" w:hAnsi="Times New Roman" w:cs="Times New Roman"/>
+          <w:sz w:val="24"/>
+          <w:szCs w:val="24"/>
+          <w:lang w:eastAsia="en-GB"/>
+        </w:rPr>
+        <w:t>.</w:t>
+      </w:r>
+    </w:p>
+    <w:p>
+      <w:pPr>
+        <w:spacing w:before="100" w:beforeAutospacing="1" w:after="100" w:afterAutospacing="1" w:line="240" w:lineRule="auto"/>
+        <w:rPr>
+          <w:rFonts w:ascii="Times New Roman" w:eastAsia="Times New Roman" w:hAnsi="Times New Roman" w:cs="Times New Roman"/>
+          <w:sz w:val="24"/>
+          <w:szCs w:val="24"/>
+          <w:lang w:eastAsia="en-GB"/>
+        </w:rPr>
+      </w:pPr>
+      <w:r>
+        <w:rPr>
+          <w:rFonts w:ascii="Times New Roman" w:eastAsia="Times New Roman" w:hAnsi="Times New Roman" w:cs="Times New Roman"/>
+          <w:sz w:val="24"/>
+          <w:szCs w:val="24"/>
+          <w:lang w:eastAsia="en-GB"/>
+        </w:rPr>
+        <w:t xml:space="preserve">The main objective for Day 6 was to </w:t>
+      </w:r>
+      <w:r>
+        <w:rPr>
+          <w:rFonts w:ascii="Times New Roman" w:eastAsia="Times New Roman" w:hAnsi="Times New Roman" w:cs="Times New Roman"/>
+          <w:b/>
+          <w:bCs/>
+          <w:sz w:val="24"/>
+          <w:szCs w:val="24"/>
+          <w:lang w:eastAsia="en-GB"/>
+        </w:rPr>
+        <w:t>implement the HTML (</w:t>
+      </w:r>
+      <w:proofErr w:type="spellStart"/>
+      <w:r>
+        <w:rPr>
+          <w:rFonts w:ascii="Times New Roman" w:eastAsia="Times New Roman" w:hAnsi="Times New Roman" w:cs="Times New Roman"/>
+          <w:b/>
+          <w:bCs/>
+          <w:sz w:val="24"/>
+          <w:szCs w:val="24"/>
+          <w:lang w:eastAsia="en-GB"/>
+        </w:rPr>
+        <w:t>HyperText</w:t>
+      </w:r>
+      <w:proofErr w:type="spellEnd"/>
+      <w:r>
+        <w:rPr>
+          <w:rFonts w:ascii="Times New Roman" w:eastAsia="Times New Roman" w:hAnsi="Times New Roman" w:cs="Times New Roman"/>
+          <w:b/>
+          <w:bCs/>
+          <w:sz w:val="24"/>
+          <w:szCs w:val="24"/>
+          <w:lang w:eastAsia="en-GB"/>
+        </w:rPr>
+        <w:t xml:space="preserve"> </w:t>
+      </w:r>
+      <w:proofErr w:type="spellStart"/>
+      <w:r>
+        <w:rPr>
+          <w:rFonts w:ascii="Times New Roman" w:eastAsia="Times New Roman" w:hAnsi="Times New Roman" w:cs="Times New Roman"/>
+          <w:b/>
+          <w:bCs/>
+          <w:sz w:val="24"/>
+          <w:szCs w:val="24"/>
+          <w:lang w:eastAsia="en-GB"/>
+        </w:rPr>
+        <w:t>Markup</w:t>
+      </w:r>
+      <w:proofErr w:type="spellEnd"/>
+      <w:r>
+        <w:rPr>
+          <w:rFonts w:ascii="Times New Roman" w:eastAsia="Times New Roman" w:hAnsi="Times New Roman" w:cs="Times New Roman"/>
+          <w:b/>
+          <w:bCs/>
+          <w:sz w:val="24"/>
+          <w:szCs w:val="24"/>
+          <w:lang w:eastAsia="en-GB"/>
+        </w:rPr>
+        <w:t xml:space="preserve"> Language) structure</w:t>
+      </w:r>
+      <w:r>
+        <w:rPr>
+          <w:rFonts w:ascii="Times New Roman" w:eastAsia="Times New Roman" w:hAnsi="Times New Roman" w:cs="Times New Roman"/>
+          <w:sz w:val="24"/>
+          <w:szCs w:val="24"/>
+          <w:lang w:eastAsia="en-GB"/>
+        </w:rPr>
+        <w:t xml:space="preserve"> for this entire section. This involved creating the semantic framework needed to display multiple distinct project case studies effectively, including titles, descriptions, images, and links. This objective was successfully achieved, providing a solid, organized base for tomorrow's styling phase.</w:t>
+      </w:r>
+    </w:p>
+    <w:p>
+      <w:pPr>
+        <w:pStyle w:val="Heading4"/>
+        <w:rPr>
+          <w:rFonts w:ascii="Arial" w:hAnsi="Arial" w:cs="Arial"/>
+          <w:color w:val="4472C4" w:themeColor="accent1"/>
+        </w:rPr>
+      </w:pPr>
+      <w:r>
+        <w:rPr>
+          <w:rFonts w:ascii="Arial" w:hAnsi="Arial" w:cs="Arial"/>
+          <w:color w:val="4472C4" w:themeColor="accent1"/>
+        </w:rPr>
+        <w:t>i</w:t>
+      </w:r>
+      <w:r>
+        <w:rPr>
+          <w:rFonts w:ascii="Arial" w:hAnsi="Arial" w:cs="Arial"/>
+          <w:color w:val="4472C4" w:themeColor="accent1"/>
+        </w:rPr>
+        <w:t>mplementation Phase: Featured Projects (HTML Structure)</w:t>
+      </w:r>
+    </w:p>
+    <w:p>
+      <w:pPr>
+        <w:pStyle w:val="NormalWeb"/>
+        <w:rPr>
+          <w:rFonts w:ascii="Arial" w:hAnsi="Arial" w:cs="Arial"/>
+        </w:rPr>
+      </w:pPr>
+      <w:r>
+        <w:rPr>
+          <w:rFonts w:ascii="Arial" w:hAnsi="Arial" w:cs="Arial"/>
+        </w:rPr>
+        <w:t>The goal of today’s task was to build the underlying architecture of the project section, ensuring it can dynamically and neatly present information about specific technical works.</w:t>
+      </w:r>
+    </w:p>
+    <w:p>
+      <w:pPr>
+        <w:pStyle w:val="NormalWeb"/>
+        <w:rPr>
+          <w:rFonts w:ascii="Arial" w:hAnsi="Arial" w:cs="Arial"/>
+        </w:rPr>
+      </w:pPr>
+      <w:r>
+        <w:rPr>
+          <w:rFonts w:ascii="Arial" w:hAnsi="Arial" w:cs="Arial"/>
+          <w:b/>
+          <w:bCs/>
+        </w:rPr>
+        <w:t>HTML Technical Execution:</w:t>
+      </w:r>
+    </w:p>
+    <w:p>
+      <w:pPr>
+        <w:pStyle w:val="NormalWeb"/>
+        <w:numPr>
+          <w:ilvl w:val="0"/>
+          <w:numId w:val="15"/>
+        </w:numPr>
+        <w:rPr>
+          <w:rFonts w:ascii="Arial" w:hAnsi="Arial" w:cs="Arial"/>
+        </w:rPr>
+      </w:pPr>
+      <w:r>
+        <w:rPr>
+          <w:rFonts w:ascii="Arial" w:hAnsi="Arial" w:cs="Arial"/>
+          <w:b/>
+          <w:bCs/>
+        </w:rPr>
+        <w:t>Semantic Section Container:</w:t>
+      </w:r>
+      <w:r>
+        <w:rPr>
+          <w:rFonts w:ascii="Arial" w:hAnsi="Arial" w:cs="Arial"/>
+        </w:rPr>
+        <w:t xml:space="preserve"> Using modern semantic standards, I implemented a main </w:t>
+      </w:r>
+      <w:r>
+        <w:rPr>
+          <w:rStyle w:val="HTMLCode"/>
+          <w:rFonts w:ascii="Arial" w:hAnsi="Arial" w:cs="Arial"/>
+        </w:rPr>
+        <w:t>&lt;section&gt;</w:t>
+      </w:r>
+      <w:r>
+        <w:rPr>
+          <w:rFonts w:ascii="Arial" w:hAnsi="Arial" w:cs="Arial"/>
+        </w:rPr>
+        <w:t xml:space="preserve"> element with a unique identifier (e.g., </w:t>
+      </w:r>
+      <w:r>
+        <w:rPr>
+          <w:rStyle w:val="HTMLCode"/>
+          <w:rFonts w:ascii="Arial" w:hAnsi="Arial" w:cs="Arial"/>
+        </w:rPr>
+        <w:t>id="projects"</w:t>
+      </w:r>
+      <w:r>
+        <w:rPr>
+          <w:rFonts w:ascii="Arial" w:hAnsi="Arial" w:cs="Arial"/>
+        </w:rPr>
+        <w:t>). This allows for direct linking from the navigation bar and logical separation of content.</w:t>
+      </w:r>
+    </w:p>
+    <w:p>
+      <w:pPr>
+        <w:pStyle w:val="NormalWeb"/>
+        <w:numPr>
+          <w:ilvl w:val="0"/>
+          <w:numId w:val="15"/>
+        </w:numPr>
+        <w:rPr>
+          <w:rFonts w:ascii="Arial" w:hAnsi="Arial" w:cs="Arial"/>
+        </w:rPr>
+      </w:pPr>
+      <w:r>
+        <w:rPr>
+          <w:rFonts w:ascii="Arial" w:hAnsi="Arial" w:cs="Arial"/>
+          <w:b/>
+          <w:bCs/>
+        </w:rPr>
+        <w:t>Modular Project Cards:</w:t>
+      </w:r>
+      <w:r>
+        <w:rPr>
+          <w:rFonts w:ascii="Arial" w:hAnsi="Arial" w:cs="Arial"/>
+        </w:rPr>
+        <w:t xml:space="preserve"> To ensure scalability and ease of maintenance, I designed a modular structure. Each project is encapsulated within its own dedicated container (</w:t>
+      </w:r>
+      <w:r>
+        <w:rPr>
+          <w:rStyle w:val="HTMLCode"/>
+          <w:rFonts w:ascii="Arial" w:hAnsi="Arial" w:cs="Arial"/>
+        </w:rPr>
+        <w:t>div</w:t>
+      </w:r>
+      <w:r>
+        <w:rPr>
+          <w:rFonts w:ascii="Arial" w:hAnsi="Arial" w:cs="Arial"/>
+        </w:rPr>
+        <w:t xml:space="preserve"> with a standard class, e.g., </w:t>
+      </w:r>
+      <w:r>
+        <w:rPr>
+          <w:rStyle w:val="HTMLCode"/>
+          <w:rFonts w:ascii="Arial" w:hAnsi="Arial" w:cs="Arial"/>
+        </w:rPr>
+        <w:t>class="project-card"</w:t>
+      </w:r>
+      <w:r>
+        <w:rPr>
+          <w:rFonts w:ascii="Arial" w:hAnsi="Arial" w:cs="Arial"/>
+        </w:rPr>
+        <w:t>). This approach means adding a new project is as simple as copying and pasting this template structure.</w:t>
+      </w:r>
+    </w:p>
+    <w:p>
+      <w:pPr>
+        <w:pStyle w:val="NormalWeb"/>
+        <w:numPr>
+          <w:ilvl w:val="0"/>
+          <w:numId w:val="15"/>
+        </w:numPr>
+        <w:rPr>
+          <w:rFonts w:ascii="Arial" w:hAnsi="Arial" w:cs="Arial"/>
+        </w:rPr>
+      </w:pPr>
+      <w:r>
+        <w:rPr>
+          <w:rFonts w:ascii="Arial" w:hAnsi="Arial" w:cs="Arial"/>
+          <w:b/>
+          <w:bCs/>
+        </w:rPr>
+        <w:t>Rich Content Placeholders:</w:t>
+      </w:r>
+      <w:r>
+        <w:rPr>
+          <w:rFonts w:ascii="Arial" w:hAnsi="Arial" w:cs="Arial"/>
+        </w:rPr>
+        <w:t xml:space="preserve"> Within each modular card, I established semantic placeholders for key project components:</w:t>
+      </w:r>
+    </w:p>
+    <w:p>
+      <w:pPr>
+        <w:pStyle w:val="NormalWeb"/>
+        <w:numPr>
+          <w:ilvl w:val="1"/>
+          <w:numId w:val="15"/>
+        </w:numPr>
+        <w:rPr>
+          <w:rFonts w:ascii="Arial" w:hAnsi="Arial" w:cs="Arial"/>
+        </w:rPr>
+      </w:pPr>
+      <w:r>
+        <w:rPr>
+          <w:rStyle w:val="HTMLCode"/>
+          <w:rFonts w:ascii="Arial" w:hAnsi="Arial" w:cs="Arial"/>
+        </w:rPr>
+        <w:t>&lt;h3&gt;</w:t>
+      </w:r>
+      <w:r>
+        <w:rPr>
+          <w:rFonts w:ascii="Arial" w:hAnsi="Arial" w:cs="Arial"/>
+        </w:rPr>
+        <w:t xml:space="preserve"> tags for standard </w:t>
+      </w:r>
+      <w:r>
+        <w:rPr>
+          <w:rFonts w:ascii="Arial" w:hAnsi="Arial" w:cs="Arial"/>
+          <w:b/>
+          <w:bCs/>
+        </w:rPr>
+        <w:t>Project Titles</w:t>
+      </w:r>
+      <w:r>
+        <w:rPr>
+          <w:rFonts w:ascii="Arial" w:hAnsi="Arial" w:cs="Arial"/>
+        </w:rPr>
+        <w:t xml:space="preserve"> (e.g., "Scientific Calculator").</w:t>
+      </w:r>
+    </w:p>
+    <w:p>
+      <w:pPr>
+        <w:pStyle w:val="NormalWeb"/>
+        <w:numPr>
+          <w:ilvl w:val="1"/>
+          <w:numId w:val="15"/>
+        </w:numPr>
+        <w:rPr>
+          <w:rFonts w:ascii="Arial" w:hAnsi="Arial" w:cs="Arial"/>
+        </w:rPr>
+      </w:pPr>
+      <w:r>
+        <w:rPr>
+          <w:rStyle w:val="HTMLCode"/>
+          <w:rFonts w:ascii="Arial" w:hAnsi="Arial" w:cs="Arial"/>
+        </w:rPr>
+        <w:t>&lt;p&gt;</w:t>
+      </w:r>
+      <w:r>
+        <w:rPr>
+          <w:rFonts w:ascii="Arial" w:hAnsi="Arial" w:cs="Arial"/>
+        </w:rPr>
+        <w:t xml:space="preserve"> tags for concise </w:t>
+      </w:r>
+      <w:r>
+        <w:rPr>
+          <w:rFonts w:ascii="Arial" w:hAnsi="Arial" w:cs="Arial"/>
+          <w:b/>
+          <w:bCs/>
+        </w:rPr>
+        <w:t>Project Descriptions</w:t>
+      </w:r>
+      <w:r>
+        <w:rPr>
+          <w:rFonts w:ascii="Arial" w:hAnsi="Arial" w:cs="Arial"/>
+        </w:rPr>
+        <w:t xml:space="preserve"> (e.g., "Advanced calculator with scientific functions.").</w:t>
+      </w:r>
+    </w:p>
+    <w:p>
+      <w:pPr>
+        <w:pStyle w:val="NormalWeb"/>
+        <w:numPr>
+          <w:ilvl w:val="1"/>
+          <w:numId w:val="15"/>
+        </w:numPr>
+        <w:rPr>
+          <w:rFonts w:ascii="Arial" w:hAnsi="Arial" w:cs="Arial"/>
+        </w:rPr>
+      </w:pPr>
+      <w:r>
+        <w:rPr>
+          <w:rStyle w:val="HTMLCode"/>
+          <w:rFonts w:ascii="Arial" w:hAnsi="Arial" w:cs="Arial"/>
+        </w:rPr>
+        <w:t>&lt;</w:t>
+      </w:r>
+      <w:proofErr w:type="spellStart"/>
+      <w:r>
+        <w:rPr>
+          <w:rStyle w:val="HTMLCode"/>
+          <w:rFonts w:ascii="Arial" w:hAnsi="Arial" w:cs="Arial"/>
+        </w:rPr>
+        <w:t>img</w:t>
+      </w:r>
+      <w:proofErr w:type="spellEnd"/>
+      <w:r>
+        <w:rPr>
+          <w:rStyle w:val="HTMLCode"/>
+          <w:rFonts w:ascii="Arial" w:hAnsi="Arial" w:cs="Arial"/>
+        </w:rPr>
+        <w:t>&gt;</w:t>
+      </w:r>
+      <w:r>
+        <w:rPr>
+          <w:rFonts w:ascii="Arial" w:hAnsi="Arial" w:cs="Arial"/>
+        </w:rPr>
+        <w:t xml:space="preserve"> tags for standard </w:t>
+      </w:r>
+      <w:r>
+        <w:rPr>
+          <w:rFonts w:ascii="Arial" w:hAnsi="Arial" w:cs="Arial"/>
+          <w:b/>
+          <w:bCs/>
+        </w:rPr>
+        <w:t>Project Images/Thumbnails</w:t>
+      </w:r>
+      <w:r>
+        <w:rPr>
+          <w:rFonts w:ascii="Arial" w:hAnsi="Arial" w:cs="Arial"/>
+        </w:rPr>
+        <w:t xml:space="preserve"> (using placeholders or sample URLs for now).</w:t>
+      </w:r>
+    </w:p>
+    <w:p>
+      <w:pPr>
+        <w:pStyle w:val="NormalWeb"/>
+        <w:numPr>
+          <w:ilvl w:val="1"/>
+          <w:numId w:val="15"/>
+        </w:numPr>
+        <w:rPr>
+          <w:rFonts w:ascii="Arial" w:hAnsi="Arial" w:cs="Arial"/>
+        </w:rPr>
+      </w:pPr>
+      <w:r>
+        <w:rPr>
+          <w:rStyle w:val="HTMLCode"/>
+          <w:rFonts w:ascii="Arial" w:hAnsi="Arial" w:cs="Arial"/>
+        </w:rPr>
+        <w:t>&lt;a&gt;</w:t>
+      </w:r>
+      <w:r>
+        <w:rPr>
+          <w:rFonts w:ascii="Arial" w:hAnsi="Arial" w:cs="Arial"/>
+        </w:rPr>
+        <w:t xml:space="preserve"> (anchor) tags for linking to live demos or external repositories.</w:t>
+      </w:r>
+    </w:p>
+    <w:p>
+      <w:pPr>
+        <w:pStyle w:val="NormalWeb"/>
+        <w:numPr>
+          <w:ilvl w:val="0"/>
+          <w:numId w:val="15"/>
+        </w:numPr>
+        <w:rPr>
+          <w:rFonts w:ascii="Arial" w:hAnsi="Arial" w:cs="Arial"/>
+        </w:rPr>
+      </w:pPr>
+      <w:r>
+        <w:rPr>
+          <w:rFonts w:ascii="Arial" w:hAnsi="Arial" w:cs="Arial"/>
+          <w:b/>
+          <w:bCs/>
+        </w:rPr>
+        <w:t>Structured Information Block:</w:t>
+      </w:r>
+      <w:r>
+        <w:rPr>
+          <w:rFonts w:ascii="Arial" w:hAnsi="Arial" w:cs="Arial"/>
+        </w:rPr>
+        <w:t xml:space="preserve"> Following the initial wireframe conceptualization, I finalized the content hierarchy within each card. The structure groups the title and description logically alongside or near the image placeholder to provide an instant overview.</w:t>
+      </w:r>
+    </w:p>
+    <w:p>
+      <w:pPr>
+        <w:pStyle w:val="Heading4"/>
+        <w:rPr>
+          <w:rFonts w:ascii="Arial" w:hAnsi="Arial" w:cs="Arial"/>
+          <w:color w:val="4472C4" w:themeColor="accent1"/>
+        </w:rPr>
+      </w:pPr>
+      <w:proofErr w:type="gramStart"/>
+      <w:r>
+        <w:rPr>
+          <w:rFonts w:ascii="Arial" w:hAnsi="Arial" w:cs="Arial"/>
+          <w:color w:val="4472C4" w:themeColor="accent1"/>
+        </w:rPr>
+        <w:t>Challenge :</w:t>
+      </w:r>
+      <w:proofErr w:type="gramEnd"/>
+      <w:r>
+        <w:rPr>
+          <w:rFonts w:ascii="Arial" w:hAnsi="Arial" w:cs="Arial"/>
+          <w:color w:val="4472C4" w:themeColor="accent1"/>
+        </w:rPr>
+        <w:t xml:space="preserve"> Ensuring Semantic Adequacy and Accessibility (SEO-Friendly)</w:t>
+      </w:r>
+    </w:p>
+    <w:p>
+      <w:pPr>
+        <w:pStyle w:val="NormalWeb"/>
+        <w:rPr>
+          <w:rFonts w:ascii="Arial" w:hAnsi="Arial" w:cs="Arial"/>
+        </w:rPr>
+      </w:pPr>
+      <w:r>
+        <w:rPr>
+          <w:rFonts w:ascii="Arial" w:hAnsi="Arial" w:cs="Arial"/>
+          <w:b/>
+          <w:bCs/>
+        </w:rPr>
+        <w:t>The Problem:</w:t>
+      </w:r>
+      <w:r>
+        <w:rPr>
+          <w:rFonts w:ascii="Arial" w:hAnsi="Arial" w:cs="Arial"/>
+        </w:rPr>
+        <w:t xml:space="preserve"> It is common in HTML development to rely heavily on generic </w:t>
+      </w:r>
+      <w:r>
+        <w:rPr>
+          <w:rStyle w:val="HTMLCode"/>
+          <w:rFonts w:ascii="Arial" w:hAnsi="Arial" w:cs="Arial"/>
+        </w:rPr>
+        <w:t>div</w:t>
+      </w:r>
+      <w:r>
+        <w:rPr>
+          <w:rFonts w:ascii="Arial" w:hAnsi="Arial" w:cs="Arial"/>
+        </w:rPr>
+        <w:t xml:space="preserve"> tags for everything. However, a truly professional portfolio must be accessible to assistive technologies (screen readers) and optimized for search engine optimization (SEO). Using a non-semantic structure would violate these critical requirements.</w:t>
+      </w:r>
+    </w:p>
+    <w:p>
+      <w:pPr>
+        <w:pStyle w:val="NormalWeb"/>
+        <w:rPr>
+          <w:rFonts w:ascii="Arial" w:hAnsi="Arial" w:cs="Arial"/>
+        </w:rPr>
+      </w:pPr>
+      <w:r>
+        <w:rPr>
+          <w:rFonts w:ascii="Arial" w:hAnsi="Arial" w:cs="Arial"/>
+          <w:b/>
+          <w:bCs/>
+        </w:rPr>
+        <w:t>The Solution:</w:t>
+      </w:r>
+      <w:r>
+        <w:rPr>
+          <w:rFonts w:ascii="Arial" w:hAnsi="Arial" w:cs="Arial"/>
+        </w:rPr>
+        <w:t xml:space="preserve"> I resolved this by committing to modern semantic </w:t>
+      </w:r>
+      <w:proofErr w:type="spellStart"/>
+      <w:r>
+        <w:rPr>
+          <w:rFonts w:ascii="Arial" w:hAnsi="Arial" w:cs="Arial"/>
+        </w:rPr>
+        <w:t>markup</w:t>
+      </w:r>
+      <w:proofErr w:type="spellEnd"/>
+      <w:r>
+        <w:rPr>
+          <w:rFonts w:ascii="Arial" w:hAnsi="Arial" w:cs="Arial"/>
+        </w:rPr>
+        <w:t xml:space="preserve">. I carefully selected appropriate tags rather than generic alternatives. I used the </w:t>
+      </w:r>
+      <w:r>
+        <w:rPr>
+          <w:rStyle w:val="HTMLCode"/>
+          <w:rFonts w:ascii="Arial" w:hAnsi="Arial" w:cs="Arial"/>
+        </w:rPr>
+        <w:t>&lt;section&gt;</w:t>
+      </w:r>
+      <w:r>
+        <w:rPr>
+          <w:rFonts w:ascii="Arial" w:hAnsi="Arial" w:cs="Arial"/>
+        </w:rPr>
+        <w:t xml:space="preserve"> tag to define the entire area, rather than just a </w:t>
+      </w:r>
+      <w:r>
+        <w:rPr>
+          <w:rStyle w:val="HTMLCode"/>
+          <w:rFonts w:ascii="Arial" w:hAnsi="Arial" w:cs="Arial"/>
+        </w:rPr>
+        <w:t>div</w:t>
+      </w:r>
+      <w:r>
+        <w:rPr>
+          <w:rFonts w:ascii="Arial" w:hAnsi="Arial" w:cs="Arial"/>
+        </w:rPr>
+        <w:t xml:space="preserve">. I used </w:t>
+      </w:r>
+      <w:r>
+        <w:rPr>
+          <w:rStyle w:val="HTMLCode"/>
+          <w:rFonts w:ascii="Arial" w:hAnsi="Arial" w:cs="Arial"/>
+        </w:rPr>
+        <w:t>&lt;h3&gt;</w:t>
+      </w:r>
+      <w:r>
+        <w:rPr>
+          <w:rFonts w:ascii="Arial" w:hAnsi="Arial" w:cs="Arial"/>
+        </w:rPr>
+        <w:t xml:space="preserve"> tags for project titles to establish a correct heading hierarchy (SEO best practice), ensuring they follow logically after the main </w:t>
+      </w:r>
+      <w:r>
+        <w:rPr>
+          <w:rStyle w:val="HTMLCode"/>
+          <w:rFonts w:ascii="Arial" w:hAnsi="Arial" w:cs="Arial"/>
+        </w:rPr>
+        <w:t>&lt;h2&gt;</w:t>
+      </w:r>
+      <w:r>
+        <w:rPr>
+          <w:rFonts w:ascii="Arial" w:hAnsi="Arial" w:cs="Arial"/>
+        </w:rPr>
+        <w:t xml:space="preserve"> section title. By avoiding excessive nesting, I created a cleaner, more accessible structure.</w:t>
+      </w:r>
+    </w:p>
+    <w:p>
+      <w:pPr>
+        <w:tabs>
+          <w:tab w:val="left" w:pos="2493"/>
+        </w:tabs>
+        <w:rPr>
+          <w:rFonts w:ascii="Arial" w:hAnsi="Arial" w:cs="Arial"/>
+          <w:sz w:val="28"/>
+          <w:szCs w:val="28"/>
+        </w:rPr>
+      </w:pPr>
     </w:p>
     <w:sectPr>
       <w:pgSz w:w="11906" w:h="16838"/>
@@ -4546,6 +5268,155 @@
     </w:lvl>
   </w:abstractNum>
   <w:abstractNum w:abstractNumId="7" w15:restartNumberingAfterBreak="0">
+    <w:nsid w:val="50256D71"/>
+    <w:multiLevelType w:val="multilevel"/>
+    <w:tmpl w:val="9BF81754"/>
+    <w:lvl w:ilvl="0">
+      <w:start w:val="1"/>
+      <w:numFmt w:val="bullet"/>
+      <w:lvlText w:val=""/>
+      <w:lvlJc w:val="left"/>
+      <w:pPr>
+        <w:tabs>
+          <w:tab w:val="num" w:pos="720"/>
+        </w:tabs>
+        <w:ind w:left="720" w:hanging="360"/>
+      </w:pPr>
+      <w:rPr>
+        <w:rFonts w:ascii="Symbol" w:hAnsi="Symbol" w:hint="default"/>
+        <w:sz w:val="20"/>
+      </w:rPr>
+    </w:lvl>
+    <w:lvl w:ilvl="1">
+      <w:start w:val="1"/>
+      <w:numFmt w:val="bullet"/>
+      <w:lvlText w:val="o"/>
+      <w:lvlJc w:val="left"/>
+      <w:pPr>
+        <w:tabs>
+          <w:tab w:val="num" w:pos="1440"/>
+        </w:tabs>
+        <w:ind w:left="1440" w:hanging="360"/>
+      </w:pPr>
+      <w:rPr>
+        <w:rFonts w:ascii="Courier New" w:hAnsi="Courier New" w:hint="default"/>
+        <w:sz w:val="20"/>
+      </w:rPr>
+    </w:lvl>
+    <w:lvl w:ilvl="2" w:tentative="1">
+      <w:start w:val="1"/>
+      <w:numFmt w:val="bullet"/>
+      <w:lvlText w:val=""/>
+      <w:lvlJc w:val="left"/>
+      <w:pPr>
+        <w:tabs>
+          <w:tab w:val="num" w:pos="2160"/>
+        </w:tabs>
+        <w:ind w:left="2160" w:hanging="360"/>
+      </w:pPr>
+      <w:rPr>
+        <w:rFonts w:ascii="Wingdings" w:hAnsi="Wingdings" w:hint="default"/>
+        <w:sz w:val="20"/>
+      </w:rPr>
+    </w:lvl>
+    <w:lvl w:ilvl="3" w:tentative="1">
+      <w:start w:val="1"/>
+      <w:numFmt w:val="bullet"/>
+      <w:lvlText w:val=""/>
+      <w:lvlJc w:val="left"/>
+      <w:pPr>
+        <w:tabs>
+          <w:tab w:val="num" w:pos="2880"/>
+        </w:tabs>
+        <w:ind w:left="2880" w:hanging="360"/>
+      </w:pPr>
+      <w:rPr>
+        <w:rFonts w:ascii="Wingdings" w:hAnsi="Wingdings" w:hint="default"/>
+        <w:sz w:val="20"/>
+      </w:rPr>
+    </w:lvl>
+    <w:lvl w:ilvl="4" w:tentative="1">
+      <w:start w:val="1"/>
+      <w:numFmt w:val="bullet"/>
+      <w:lvlText w:val=""/>
+      <w:lvlJc w:val="left"/>
+      <w:pPr>
+        <w:tabs>
+          <w:tab w:val="num" w:pos="3600"/>
+        </w:tabs>
+        <w:ind w:left="3600" w:hanging="360"/>
+      </w:pPr>
+      <w:rPr>
+        <w:rFonts w:ascii="Wingdings" w:hAnsi="Wingdings" w:hint="default"/>
+        <w:sz w:val="20"/>
+      </w:rPr>
+    </w:lvl>
+    <w:lvl w:ilvl="5" w:tentative="1">
+      <w:start w:val="1"/>
+      <w:numFmt w:val="bullet"/>
+      <w:lvlText w:val=""/>
+      <w:lvlJc w:val="left"/>
+      <w:pPr>
+        <w:tabs>
+          <w:tab w:val="num" w:pos="4320"/>
+        </w:tabs>
+        <w:ind w:left="4320" w:hanging="360"/>
+      </w:pPr>
+      <w:rPr>
+        <w:rFonts w:ascii="Wingdings" w:hAnsi="Wingdings" w:hint="default"/>
+        <w:sz w:val="20"/>
+      </w:rPr>
+    </w:lvl>
+    <w:lvl w:ilvl="6" w:tentative="1">
+      <w:start w:val="1"/>
+      <w:numFmt w:val="bullet"/>
+      <w:lvlText w:val=""/>
+      <w:lvlJc w:val="left"/>
+      <w:pPr>
+        <w:tabs>
+          <w:tab w:val="num" w:pos="5040"/>
+        </w:tabs>
+        <w:ind w:left="5040" w:hanging="360"/>
+      </w:pPr>
+      <w:rPr>
+        <w:rFonts w:ascii="Wingdings" w:hAnsi="Wingdings" w:hint="default"/>
+        <w:sz w:val="20"/>
+      </w:rPr>
+    </w:lvl>
+    <w:lvl w:ilvl="7" w:tentative="1">
+      <w:start w:val="1"/>
+      <w:numFmt w:val="bullet"/>
+      <w:lvlText w:val=""/>
+      <w:lvlJc w:val="left"/>
+      <w:pPr>
+        <w:tabs>
+          <w:tab w:val="num" w:pos="5760"/>
+        </w:tabs>
+        <w:ind w:left="5760" w:hanging="360"/>
+      </w:pPr>
+      <w:rPr>
+        <w:rFonts w:ascii="Wingdings" w:hAnsi="Wingdings" w:hint="default"/>
+        <w:sz w:val="20"/>
+      </w:rPr>
+    </w:lvl>
+    <w:lvl w:ilvl="8" w:tentative="1">
+      <w:start w:val="1"/>
+      <w:numFmt w:val="bullet"/>
+      <w:lvlText w:val=""/>
+      <w:lvlJc w:val="left"/>
+      <w:pPr>
+        <w:tabs>
+          <w:tab w:val="num" w:pos="6480"/>
+        </w:tabs>
+        <w:ind w:left="6480" w:hanging="360"/>
+      </w:pPr>
+      <w:rPr>
+        <w:rFonts w:ascii="Wingdings" w:hAnsi="Wingdings" w:hint="default"/>
+        <w:sz w:val="20"/>
+      </w:rPr>
+    </w:lvl>
+  </w:abstractNum>
+  <w:abstractNum w:abstractNumId="8" w15:restartNumberingAfterBreak="0">
     <w:nsid w:val="56E712E6"/>
     <w:multiLevelType w:val="multilevel"/>
     <w:tmpl w:val="5616143A"/>
@@ -4694,7 +5565,7 @@
       </w:rPr>
     </w:lvl>
   </w:abstractNum>
-  <w:abstractNum w:abstractNumId="8" w15:restartNumberingAfterBreak="0">
+  <w:abstractNum w:abstractNumId="9" w15:restartNumberingAfterBreak="0">
     <w:nsid w:val="5FA046AA"/>
     <w:multiLevelType w:val="multilevel"/>
     <w:tmpl w:val="74241036"/>
@@ -4843,7 +5714,7 @@
       </w:rPr>
     </w:lvl>
   </w:abstractNum>
-  <w:abstractNum w:abstractNumId="9" w15:restartNumberingAfterBreak="0">
+  <w:abstractNum w:abstractNumId="10" w15:restartNumberingAfterBreak="0">
     <w:nsid w:val="6788271E"/>
     <w:multiLevelType w:val="multilevel"/>
     <w:tmpl w:val="2E34CDE6"/>
@@ -4992,7 +5863,7 @@
       </w:rPr>
     </w:lvl>
   </w:abstractNum>
-  <w:abstractNum w:abstractNumId="10" w15:restartNumberingAfterBreak="0">
+  <w:abstractNum w:abstractNumId="11" w15:restartNumberingAfterBreak="0">
     <w:nsid w:val="6E5159ED"/>
     <w:multiLevelType w:val="multilevel"/>
     <w:tmpl w:val="68305F08"/>
@@ -5141,7 +6012,7 @@
       </w:rPr>
     </w:lvl>
   </w:abstractNum>
-  <w:abstractNum w:abstractNumId="11" w15:restartNumberingAfterBreak="0">
+  <w:abstractNum w:abstractNumId="12" w15:restartNumberingAfterBreak="0">
     <w:nsid w:val="70326B71"/>
     <w:multiLevelType w:val="multilevel"/>
     <w:tmpl w:val="555039F8"/>
@@ -5290,7 +6161,7 @@
       </w:rPr>
     </w:lvl>
   </w:abstractNum>
-  <w:abstractNum w:abstractNumId="12" w15:restartNumberingAfterBreak="0">
+  <w:abstractNum w:abstractNumId="13" w15:restartNumberingAfterBreak="0">
     <w:nsid w:val="7B844A61"/>
     <w:multiLevelType w:val="multilevel"/>
     <w:tmpl w:val="71A8DB8A"/>
@@ -5439,7 +6310,7 @@
       </w:rPr>
     </w:lvl>
   </w:abstractNum>
-  <w:abstractNum w:abstractNumId="13" w15:restartNumberingAfterBreak="0">
+  <w:abstractNum w:abstractNumId="14" w15:restartNumberingAfterBreak="0">
     <w:nsid w:val="7BC62158"/>
     <w:multiLevelType w:val="multilevel"/>
     <w:tmpl w:val="EBDCF854"/>
@@ -5589,7 +6460,7 @@
     </w:lvl>
   </w:abstractNum>
   <w:num w:numId="1">
-    <w:abstractNumId w:val="13"/>
+    <w:abstractNumId w:val="14"/>
   </w:num>
   <w:num w:numId="2">
     <w:abstractNumId w:val="5"/>
@@ -5598,25 +6469,25 @@
     <w:abstractNumId w:val="2"/>
   </w:num>
   <w:num w:numId="4">
-    <w:abstractNumId w:val="7"/>
+    <w:abstractNumId w:val="8"/>
   </w:num>
   <w:num w:numId="5">
     <w:abstractNumId w:val="0"/>
   </w:num>
   <w:num w:numId="6">
-    <w:abstractNumId w:val="9"/>
+    <w:abstractNumId w:val="10"/>
   </w:num>
   <w:num w:numId="7">
-    <w:abstractNumId w:val="12"/>
+    <w:abstractNumId w:val="13"/>
   </w:num>
   <w:num w:numId="8">
-    <w:abstractNumId w:val="11"/>
+    <w:abstractNumId w:val="12"/>
   </w:num>
   <w:num w:numId="9">
     <w:abstractNumId w:val="3"/>
   </w:num>
   <w:num w:numId="10">
-    <w:abstractNumId w:val="10"/>
+    <w:abstractNumId w:val="11"/>
   </w:num>
   <w:num w:numId="11">
     <w:abstractNumId w:val="4"/>
@@ -5628,7 +6499,10 @@
     <w:abstractNumId w:val="6"/>
   </w:num>
   <w:num w:numId="14">
-    <w:abstractNumId w:val="8"/>
+    <w:abstractNumId w:val="9"/>
+  </w:num>
+  <w:num w:numId="15">
+    <w:abstractNumId w:val="7"/>
   </w:num>
 </w:numbering>
 </file>
